--- a/assets/papers/CAPSTONE/MIT Capstone Guidelines.docx
+++ b/assets/papers/CAPSTONE/MIT Capstone Guidelines.docx
@@ -741,6 +741,12 @@
       </w:pPr>
       <w:r>
         <w:rPr>
+          <w:rtl w:val="0"/>
+        </w:rPr>
+        <w:t xml:space="preserve">The project</w:t>
+      </w:r>
+      <w:r>
+        <w:rPr>
           <w:rFonts w:ascii="Calibri" w:cs="Calibri" w:eastAsia="Calibri" w:hAnsi="Calibri"/>
           <w:b w:val="0"/>
           <w:bCs w:val="0"/>
@@ -756,7 +762,7 @@
           <w:vertAlign w:val="baseline"/>
           <w:rtl w:val="0"/>
         </w:rPr>
-        <w:t xml:space="preserve">Project shall undergo Proposal and Final Presentation before endorsing for Conference Presentation.</w:t>
+        <w:t xml:space="preserve"> shall undergo Proposal and Final Presentation before endorsing for Conference Presentation.</w:t>
       </w:r>
     </w:p>
     <w:p>
@@ -2500,8 +2506,51 @@
           <w:szCs w:val="26"/>
         </w:rPr>
       </w:pPr>
-      <w:bookmarkStart w:colFirst="0" w:colLast="0" w:name="_as0l5a9rf7" w:id="2"/>
+      <w:bookmarkStart w:colFirst="0" w:colLast="0" w:name="_il2kf5dzd4g1" w:id="2"/>
       <w:bookmarkEnd w:id="2"/>
+      <w:r>
+        <w:br w:type="page"/>
+      </w:r>
+      <w:r>
+        <w:rPr>
+          <w:rtl w:val="0"/>
+        </w:rPr>
+      </w:r>
+    </w:p>
+    <w:p>
+      <w:pPr>
+        <w:pStyle w:val="Heading3"/>
+        <w:keepNext w:val="0"/>
+        <w:keepLines w:val="0"/>
+        <w:spacing w:line="240" w:lineRule="auto"/>
+        <w:ind w:left="0" w:firstLine="0"/>
+        <w:rPr>
+          <w:sz w:val="26"/>
+          <w:szCs w:val="26"/>
+        </w:rPr>
+      </w:pPr>
+      <w:bookmarkStart w:colFirst="0" w:colLast="0" w:name="_pyn2fvvx558m" w:id="3"/>
+      <w:bookmarkEnd w:id="3"/>
+      <w:r>
+        <w:rPr>
+          <w:rtl w:val="0"/>
+        </w:rPr>
+      </w:r>
+    </w:p>
+    <w:p>
+      <w:pPr>
+        <w:pStyle w:val="Heading3"/>
+        <w:keepNext w:val="0"/>
+        <w:keepLines w:val="0"/>
+        <w:spacing w:line="240" w:lineRule="auto"/>
+        <w:ind w:left="0" w:firstLine="0"/>
+        <w:rPr>
+          <w:sz w:val="26"/>
+          <w:szCs w:val="26"/>
+        </w:rPr>
+      </w:pPr>
+      <w:bookmarkStart w:colFirst="0" w:colLast="0" w:name="_as0l5a9rf7" w:id="4"/>
+      <w:bookmarkEnd w:id="4"/>
       <w:r>
         <w:rPr>
           <w:sz w:val="26"/>
@@ -3357,12 +3406,12 @@
           <wp:extent cx="767715" cy="762000"/>
           <wp:effectExtent b="0" l="0" r="0" t="0"/>
           <wp:wrapNone/>
-          <wp:docPr id="1" name="image1.png"/>
+          <wp:docPr id="1" name="image2.png"/>
           <a:graphic>
             <a:graphicData uri="http://schemas.openxmlformats.org/drawingml/2006/picture">
               <pic:pic>
                 <pic:nvPicPr>
-                  <pic:cNvPr id="0" name="image1.png"/>
+                  <pic:cNvPr id="0" name="image2.png"/>
                   <pic:cNvPicPr preferRelativeResize="0"/>
                 </pic:nvPicPr>
                 <pic:blipFill>
@@ -3399,12 +3448,12 @@
           <wp:extent cx="767715" cy="767715"/>
           <wp:effectExtent b="0" l="0" r="0" t="0"/>
           <wp:wrapNone/>
-          <wp:docPr id="2" name="image2.png"/>
+          <wp:docPr id="2" name="image1.png"/>
           <a:graphic>
             <a:graphicData uri="http://schemas.openxmlformats.org/drawingml/2006/picture">
               <pic:pic>
                 <pic:nvPicPr>
-                  <pic:cNvPr id="0" name="image2.png"/>
+                  <pic:cNvPr id="0" name="image1.png"/>
                   <pic:cNvPicPr preferRelativeResize="0"/>
                 </pic:nvPicPr>
                 <pic:blipFill>
